--- a/assignment9/Assignment 9 Report.docx
+++ b/assignment9/Assignment 9 Report.docx
@@ -242,15 +242,7 @@
           <w:b/>
           <w:bCs/>
         </w:rPr>
-        <w:t xml:space="preserve">2. </w:t>
-      </w:r>
-      <w:r>
-        <w:rPr>
-          <w:rFonts w:asciiTheme="minorHAnsi" w:hAnsiTheme="minorHAnsi" w:cstheme="minorHAnsi"/>
-          <w:b/>
-          <w:bCs/>
-        </w:rPr>
-        <w:t>Project Plan and Recent Progress</w:t>
+        <w:t>2. Project Plan and Recent Progress</w:t>
       </w:r>
     </w:p>
     <w:p>
@@ -272,21 +264,45 @@
         <w:rPr>
           <w:rFonts w:asciiTheme="minorHAnsi" w:hAnsiTheme="minorHAnsi" w:cstheme="minorHAnsi"/>
         </w:rPr>
-        <w:t xml:space="preserve"> I have already stood up a single-machine RAG pipeline end to end: documents are ingested and chunked, embeddings are built, the retriever returns relevant chunks, and the LLM can answer basic queries using that context. This matches the core behavior described in the proposal, but it is not yet split into independent scalable services or packaged the way I want for the final experiments. I also finalized the written proposal (problem, architecture, three experiments) and generated initial charts with placeholder data so the evaluation plan is visible early. </w:t>
+        <w:t xml:space="preserve"> </w:t>
+      </w:r>
+      <w:r>
+        <w:rPr>
+          <w:rFonts w:asciiTheme="minorHAnsi" w:hAnsiTheme="minorHAnsi" w:cstheme="minorHAnsi"/>
+        </w:rPr>
+        <w:t>I have already stood up a single-machine RAG pipeline end to end: documents are ingested and chunked, embeddings are built, the retriever returns relevant chunks, and the LLM can answer basic queries using that context. This matches the core behavior described in the proposal, but it is not yet split into independent scalable services or packaged the way I want for the final experiments.</w:t>
+      </w:r>
+      <w:r>
+        <w:rPr>
+          <w:rFonts w:asciiTheme="minorHAnsi" w:hAnsiTheme="minorHAnsi" w:cstheme="minorHAnsi"/>
+        </w:rPr>
+        <w:t xml:space="preserve"> </w:t>
       </w:r>
       <w:proofErr w:type="gramStart"/>
       <w:r>
         <w:rPr>
           <w:rFonts w:asciiTheme="minorHAnsi" w:hAnsiTheme="minorHAnsi" w:cstheme="minorHAnsi"/>
         </w:rPr>
-        <w:t>Next</w:t>
+        <w:t>I</w:t>
       </w:r>
       <w:proofErr w:type="gramEnd"/>
       <w:r>
         <w:rPr>
           <w:rFonts w:asciiTheme="minorHAnsi" w:hAnsiTheme="minorHAnsi" w:cstheme="minorHAnsi"/>
         </w:rPr>
-        <w:t xml:space="preserve"> I am focusing on Docker Compose, clearer service boundaries, and instrumentation (per-stage timing) so later load tests are meaningful.</w:t>
+        <w:t xml:space="preserve"> also ran a preliminary benchmark suite (synthetic index sizes 1k / 5k, concurrency 3 / 8</w:t>
+      </w:r>
+      <w:r>
+        <w:rPr>
+          <w:rFonts w:asciiTheme="minorHAnsi" w:hAnsiTheme="minorHAnsi" w:cstheme="minorHAnsi"/>
+        </w:rPr>
+        <w:t xml:space="preserve"> </w:t>
+      </w:r>
+      <w:r>
+        <w:rPr>
+          <w:rFonts w:asciiTheme="minorHAnsi" w:hAnsiTheme="minorHAnsi" w:cstheme="minorHAnsi"/>
+        </w:rPr>
+        <w:t xml:space="preserve">). Experiment 3 (horizontal scaling with multiple replicas and a load balancer) is not done yet—that is the next infrastructure step. </w:t>
       </w:r>
     </w:p>
     <w:p>
@@ -563,39 +579,23 @@
           <w:b/>
           <w:bCs/>
         </w:rPr>
-        <w:t xml:space="preserve">3. </w:t>
-      </w:r>
-      <w:r>
-        <w:rPr>
-          <w:rFonts w:asciiTheme="minorHAnsi" w:hAnsiTheme="minorHAnsi" w:cstheme="minorHAnsi"/>
-          <w:b/>
-          <w:bCs/>
-        </w:rPr>
-        <w:t>Objectives</w:t>
-      </w:r>
-    </w:p>
-    <w:p>
-      <w:pPr>
-        <w:pStyle w:val="NormalWeb"/>
-        <w:rPr>
-          <w:rFonts w:asciiTheme="minorHAnsi" w:hAnsiTheme="minorHAnsi" w:cstheme="minorHAnsi"/>
-        </w:rPr>
-      </w:pPr>
-      <w:r>
-        <w:rPr>
-          <w:rFonts w:asciiTheme="minorHAnsi" w:hAnsiTheme="minorHAnsi" w:cstheme="minorHAnsi"/>
-          <w:b/>
-          <w:bCs/>
-        </w:rPr>
-        <w:t>S</w:t>
-      </w:r>
-      <w:r>
-        <w:rPr>
-          <w:rFonts w:asciiTheme="minorHAnsi" w:hAnsiTheme="minorHAnsi" w:cstheme="minorHAnsi"/>
-          <w:b/>
-          <w:bCs/>
-        </w:rPr>
-        <w:t xml:space="preserve">hort-term (this course). </w:t>
+        <w:t>3. Objectives</w:t>
+      </w:r>
+    </w:p>
+    <w:p>
+      <w:pPr>
+        <w:pStyle w:val="NormalWeb"/>
+        <w:rPr>
+          <w:rFonts w:asciiTheme="minorHAnsi" w:hAnsiTheme="minorHAnsi" w:cstheme="minorHAnsi"/>
+        </w:rPr>
+      </w:pPr>
+      <w:r>
+        <w:rPr>
+          <w:rFonts w:asciiTheme="minorHAnsi" w:hAnsiTheme="minorHAnsi" w:cstheme="minorHAnsi"/>
+          <w:b/>
+          <w:bCs/>
+        </w:rPr>
+        <w:t xml:space="preserve">Short-term (this course). </w:t>
       </w:r>
       <w:r>
         <w:rPr>
@@ -663,15 +663,7 @@
           <w:b/>
           <w:bCs/>
         </w:rPr>
-        <w:t xml:space="preserve">4. </w:t>
-      </w:r>
-      <w:r>
-        <w:rPr>
-          <w:rFonts w:asciiTheme="minorHAnsi" w:hAnsiTheme="minorHAnsi" w:cstheme="minorHAnsi"/>
-          <w:b/>
-          <w:bCs/>
-        </w:rPr>
-        <w:t>Related work</w:t>
+        <w:t>4. Related work</w:t>
       </w:r>
     </w:p>
     <w:p>
@@ -785,50 +777,34 @@
           <w:i/>
           <w:iCs/>
         </w:rPr>
-        <w:t>Parnas</w:t>
-      </w:r>
+        <w:t>Parnas’s</w:t>
+      </w:r>
+      <w:proofErr w:type="spellEnd"/>
       <w:r>
         <w:rPr>
           <w:rFonts w:asciiTheme="minorHAnsi" w:hAnsiTheme="minorHAnsi" w:cstheme="minorHAnsi"/>
           <w:i/>
           <w:iCs/>
         </w:rPr>
-        <w:t>’s</w:t>
-      </w:r>
-      <w:proofErr w:type="spellEnd"/>
+        <w:t xml:space="preserve"> </w:t>
+      </w:r>
+      <w:proofErr w:type="gramStart"/>
       <w:r>
         <w:rPr>
           <w:rFonts w:asciiTheme="minorHAnsi" w:hAnsiTheme="minorHAnsi" w:cstheme="minorHAnsi"/>
           <w:i/>
           <w:iCs/>
         </w:rPr>
-        <w:t xml:space="preserve"> </w:t>
-      </w:r>
-      <w:proofErr w:type="gramStart"/>
+        <w:t>On</w:t>
+      </w:r>
+      <w:proofErr w:type="gramEnd"/>
       <w:r>
         <w:rPr>
           <w:rFonts w:asciiTheme="minorHAnsi" w:hAnsiTheme="minorHAnsi" w:cstheme="minorHAnsi"/>
           <w:i/>
           <w:iCs/>
         </w:rPr>
-        <w:t>On</w:t>
-      </w:r>
-      <w:proofErr w:type="gramEnd"/>
-      <w:r>
-        <w:rPr>
-          <w:rFonts w:asciiTheme="minorHAnsi" w:hAnsiTheme="minorHAnsi" w:cstheme="minorHAnsi"/>
-          <w:i/>
-          <w:iCs/>
-        </w:rPr>
-        <w:t xml:space="preserve"> the criteria to be used in decomposing systems into modules</w:t>
-      </w:r>
-      <w:r>
-        <w:rPr>
-          <w:rFonts w:asciiTheme="minorHAnsi" w:hAnsiTheme="minorHAnsi" w:cstheme="minorHAnsi"/>
-          <w:i/>
-          <w:iCs/>
-        </w:rPr>
-        <w:t xml:space="preserve"> (1972). </w:t>
+        <w:t xml:space="preserve"> the criteria to be used in decomposing systems into modules (1972). </w:t>
       </w:r>
       <w:r>
         <w:rPr>
@@ -1240,276 +1216,302 @@
           <w:rFonts w:asciiTheme="minorHAnsi" w:hAnsiTheme="minorHAnsi" w:cstheme="minorHAnsi"/>
         </w:rPr>
       </w:pPr>
+      <w:r>
+        <w:rPr>
+          <w:rFonts w:asciiTheme="minorHAnsi" w:hAnsiTheme="minorHAnsi" w:cstheme="minorHAnsi"/>
+        </w:rPr>
+        <w:t>I</w:t>
+      </w:r>
+      <w:r>
+        <w:rPr>
+          <w:rFonts w:asciiTheme="minorHAnsi" w:hAnsiTheme="minorHAnsi" w:cstheme="minorHAnsi"/>
+        </w:rPr>
+        <w:t>’ve</w:t>
+      </w:r>
+      <w:r>
+        <w:rPr>
+          <w:rFonts w:asciiTheme="minorHAnsi" w:hAnsiTheme="minorHAnsi" w:cstheme="minorHAnsi"/>
+        </w:rPr>
+        <w:t xml:space="preserve"> ran early benchmarks.</w:t>
+      </w:r>
+    </w:p>
+    <w:p>
+      <w:pPr>
+        <w:pStyle w:val="NormalWeb"/>
+        <w:rPr>
+          <w:rFonts w:asciiTheme="minorHAnsi" w:hAnsiTheme="minorHAnsi" w:cstheme="minorHAnsi"/>
+        </w:rPr>
+      </w:pPr>
+      <w:r>
+        <w:rPr>
+          <w:rFonts w:asciiTheme="minorHAnsi" w:hAnsiTheme="minorHAnsi" w:cstheme="minorHAnsi"/>
+          <w:noProof/>
+          <w14:ligatures w14:val="standardContextual"/>
+        </w:rPr>
+        <w:drawing>
+          <wp:inline distT="0" distB="0" distL="0" distR="0" wp14:anchorId="58887742" wp14:editId="60F5294D">
+            <wp:extent cx="5943600" cy="935990"/>
+            <wp:effectExtent l="0" t="0" r="0" b="3810"/>
+            <wp:docPr id="294957696" name="Picture 1"/>
+            <wp:cNvGraphicFramePr>
+              <a:graphicFrameLocks xmlns:a="http://schemas.openxmlformats.org/drawingml/2006/main" noChangeAspect="1"/>
+            </wp:cNvGraphicFramePr>
+            <a:graphic xmlns:a="http://schemas.openxmlformats.org/drawingml/2006/main">
+              <a:graphicData uri="http://schemas.openxmlformats.org/drawingml/2006/picture">
+                <pic:pic xmlns:pic="http://schemas.openxmlformats.org/drawingml/2006/picture">
+                  <pic:nvPicPr>
+                    <pic:cNvPr id="294957696" name="Picture 294957696"/>
+                    <pic:cNvPicPr/>
+                  </pic:nvPicPr>
+                  <pic:blipFill>
+                    <a:blip r:embed="rId5" cstate="print">
+                      <a:extLst>
+                        <a:ext uri="{28A0092B-C50C-407E-A947-70E740481C1C}">
+                          <a14:useLocalDpi xmlns:a14="http://schemas.microsoft.com/office/drawing/2010/main" val="0"/>
+                        </a:ext>
+                      </a:extLst>
+                    </a:blip>
+                    <a:stretch>
+                      <a:fillRect/>
+                    </a:stretch>
+                  </pic:blipFill>
+                  <pic:spPr>
+                    <a:xfrm>
+                      <a:off x="0" y="0"/>
+                      <a:ext cx="5943600" cy="935990"/>
+                    </a:xfrm>
+                    <a:prstGeom prst="rect">
+                      <a:avLst/>
+                    </a:prstGeom>
+                  </pic:spPr>
+                </pic:pic>
+              </a:graphicData>
+            </a:graphic>
+          </wp:inline>
+        </w:drawing>
+      </w:r>
+    </w:p>
+    <w:p>
+      <w:pPr>
+        <w:pStyle w:val="NormalWeb"/>
+        <w:rPr>
+          <w:rFonts w:asciiTheme="minorHAnsi" w:hAnsiTheme="minorHAnsi" w:cstheme="minorHAnsi"/>
+        </w:rPr>
+      </w:pPr>
+      <w:r>
+        <w:rPr>
+          <w:rFonts w:asciiTheme="minorHAnsi" w:hAnsiTheme="minorHAnsi" w:cstheme="minorHAnsi"/>
+        </w:rPr>
+        <w:t xml:space="preserve">Exp 1 (concurrency). At 3 vs 8 parallel clients, all requests succeeded (0 errors). Mean/P95 latency was 2261 / 2743 </w:t>
+      </w:r>
+      <w:proofErr w:type="spellStart"/>
+      <w:r>
+        <w:rPr>
+          <w:rFonts w:asciiTheme="minorHAnsi" w:hAnsiTheme="minorHAnsi" w:cstheme="minorHAnsi"/>
+        </w:rPr>
+        <w:t>ms</w:t>
+      </w:r>
+      <w:proofErr w:type="spellEnd"/>
+      <w:r>
+        <w:rPr>
+          <w:rFonts w:asciiTheme="minorHAnsi" w:hAnsiTheme="minorHAnsi" w:cstheme="minorHAnsi"/>
+        </w:rPr>
+        <w:t xml:space="preserve"> vs 6239 / 7607 </w:t>
+      </w:r>
+      <w:proofErr w:type="spellStart"/>
+      <w:r>
+        <w:rPr>
+          <w:rFonts w:asciiTheme="minorHAnsi" w:hAnsiTheme="minorHAnsi" w:cstheme="minorHAnsi"/>
+        </w:rPr>
+        <w:t>ms</w:t>
+      </w:r>
+      <w:proofErr w:type="spellEnd"/>
+      <w:r>
+        <w:rPr>
+          <w:rFonts w:asciiTheme="minorHAnsi" w:hAnsiTheme="minorHAnsi" w:cstheme="minorHAnsi"/>
+        </w:rPr>
+        <w:t>; RPS was ~1.26 vs ~1.08. So higher concurrency mostly queues work—likely the LLM is the bottleneck on my machine.</w:t>
+      </w:r>
+    </w:p>
+    <w:p>
+      <w:pPr>
+        <w:pStyle w:val="NormalWeb"/>
+        <w:rPr>
+          <w:rFonts w:asciiTheme="minorHAnsi" w:hAnsiTheme="minorHAnsi" w:cstheme="minorHAnsi"/>
+        </w:rPr>
+      </w:pPr>
+      <w:r>
+        <w:rPr>
+          <w:rFonts w:asciiTheme="minorHAnsi" w:hAnsiTheme="minorHAnsi" w:cstheme="minorHAnsi"/>
+        </w:rPr>
+        <w:t xml:space="preserve">Exp 2 (index size). With 1k vs 5k chunks, retrieval (embed + search only) mean/P95 was 60.5 / 68.0 </w:t>
+      </w:r>
+      <w:proofErr w:type="spellStart"/>
+      <w:r>
+        <w:rPr>
+          <w:rFonts w:asciiTheme="minorHAnsi" w:hAnsiTheme="minorHAnsi" w:cstheme="minorHAnsi"/>
+        </w:rPr>
+        <w:t>ms</w:t>
+      </w:r>
+      <w:proofErr w:type="spellEnd"/>
+      <w:r>
+        <w:rPr>
+          <w:rFonts w:asciiTheme="minorHAnsi" w:hAnsiTheme="minorHAnsi" w:cstheme="minorHAnsi"/>
+        </w:rPr>
+        <w:t xml:space="preserve"> vs 63.1 / 79.5 </w:t>
+      </w:r>
+      <w:proofErr w:type="spellStart"/>
+      <w:r>
+        <w:rPr>
+          <w:rFonts w:asciiTheme="minorHAnsi" w:hAnsiTheme="minorHAnsi" w:cstheme="minorHAnsi"/>
+        </w:rPr>
+        <w:t>ms</w:t>
+      </w:r>
+      <w:proofErr w:type="spellEnd"/>
+      <w:r>
+        <w:rPr>
+          <w:rFonts w:asciiTheme="minorHAnsi" w:hAnsiTheme="minorHAnsi" w:cstheme="minorHAnsi"/>
+        </w:rPr>
+        <w:t xml:space="preserve">—slightly slower with more data, as expected. End-to-end (/query) </w:t>
+      </w:r>
+      <w:r>
+        <w:rPr>
+          <w:rFonts w:asciiTheme="minorHAnsi" w:hAnsiTheme="minorHAnsi" w:cstheme="minorHAnsi"/>
+        </w:rPr>
+        <w:lastRenderedPageBreak/>
+        <w:t xml:space="preserve">mean/P95 was 3414 / 6964 </w:t>
+      </w:r>
+      <w:proofErr w:type="spellStart"/>
+      <w:r>
+        <w:rPr>
+          <w:rFonts w:asciiTheme="minorHAnsi" w:hAnsiTheme="minorHAnsi" w:cstheme="minorHAnsi"/>
+        </w:rPr>
+        <w:t>ms</w:t>
+      </w:r>
+      <w:proofErr w:type="spellEnd"/>
+      <w:r>
+        <w:rPr>
+          <w:rFonts w:asciiTheme="minorHAnsi" w:hAnsiTheme="minorHAnsi" w:cstheme="minorHAnsi"/>
+        </w:rPr>
+        <w:t xml:space="preserve"> vs 2129 / 4193 </w:t>
+      </w:r>
+      <w:proofErr w:type="spellStart"/>
+      <w:r>
+        <w:rPr>
+          <w:rFonts w:asciiTheme="minorHAnsi" w:hAnsiTheme="minorHAnsi" w:cstheme="minorHAnsi"/>
+        </w:rPr>
+        <w:t>ms.</w:t>
+      </w:r>
+      <w:proofErr w:type="spellEnd"/>
+      <w:r>
+        <w:rPr>
+          <w:rFonts w:asciiTheme="minorHAnsi" w:hAnsiTheme="minorHAnsi" w:cstheme="minorHAnsi"/>
+        </w:rPr>
+        <w:t xml:space="preserve"> I do not read this as “bigger index is faster”: E2E was measured with a tiny sample and LLM time varies a lot, so I treat E2E here as noisy. Final runs will use longer tests and warmup.</w:t>
+      </w:r>
+    </w:p>
+    <w:p>
+      <w:pPr>
+        <w:pStyle w:val="NormalWeb"/>
+        <w:rPr>
+          <w:rFonts w:asciiTheme="minorHAnsi" w:hAnsiTheme="minorHAnsi" w:cstheme="minorHAnsi"/>
+        </w:rPr>
+      </w:pPr>
+      <w:r>
+        <w:rPr>
+          <w:rFonts w:asciiTheme="minorHAnsi" w:hAnsiTheme="minorHAnsi" w:cstheme="minorHAnsi"/>
+        </w:rPr>
+        <w:t>Exp 3 (horizontal scaling). Not run yet; needs replicas + load balancer (</w:t>
+      </w:r>
       <w:proofErr w:type="gramStart"/>
       <w:r>
         <w:rPr>
           <w:rFonts w:asciiTheme="minorHAnsi" w:hAnsiTheme="minorHAnsi" w:cstheme="minorHAnsi"/>
-          <w:b/>
-          <w:bCs/>
-        </w:rPr>
-        <w:t>Current status</w:t>
+        </w:rPr>
+        <w:t>e.g.</w:t>
       </w:r>
       <w:proofErr w:type="gramEnd"/>
       <w:r>
         <w:rPr>
           <w:rFonts w:asciiTheme="minorHAnsi" w:hAnsiTheme="minorHAnsi" w:cstheme="minorHAnsi"/>
-          <w:b/>
-          <w:bCs/>
-        </w:rPr>
-        <w:t>.</w:t>
-      </w:r>
-      <w:r>
-        <w:rPr>
-          <w:rFonts w:asciiTheme="minorHAnsi" w:hAnsiTheme="minorHAnsi" w:cstheme="minorHAnsi"/>
-        </w:rPr>
-        <w:t xml:space="preserve"> Full load tests are not finished. I have a working single-machine RAG pipeline that can answer basic queries, and I generated initial (illustrative) charts (fig1_concurrency_latency, fig2_index_size_latency, fig3_horizontal_scaling) to lock down metrics and report structure. These curves are placeholders, not final measurements.</w:t>
-      </w:r>
-    </w:p>
-    <w:p>
-      <w:pPr>
-        <w:pStyle w:val="NormalWeb"/>
-        <w:rPr>
-          <w:rFonts w:asciiTheme="minorHAnsi" w:hAnsiTheme="minorHAnsi" w:cstheme="minorHAnsi"/>
-          <w:b/>
-          <w:bCs/>
-        </w:rPr>
-      </w:pPr>
-      <w:r>
-        <w:rPr>
-          <w:rFonts w:asciiTheme="minorHAnsi" w:hAnsiTheme="minorHAnsi" w:cstheme="minorHAnsi"/>
-          <w:b/>
-          <w:bCs/>
-        </w:rPr>
-        <w:t>Experiment 1 (concurrency).</w:t>
-      </w:r>
-    </w:p>
-    <w:p>
-      <w:pPr>
-        <w:pStyle w:val="NormalWeb"/>
-        <w:numPr>
-          <w:ilvl w:val="0"/>
-          <w:numId w:val="10"/>
-        </w:numPr>
-        <w:rPr>
-          <w:rFonts w:asciiTheme="minorHAnsi" w:hAnsiTheme="minorHAnsi" w:cstheme="minorHAnsi"/>
-        </w:rPr>
-      </w:pPr>
-      <w:r>
-        <w:rPr>
-          <w:rFonts w:asciiTheme="minorHAnsi" w:hAnsiTheme="minorHAnsi" w:cstheme="minorHAnsi"/>
-        </w:rPr>
-        <w:t>Collected: test design (10/50/200 users; mean/P95 latency; error/timeout).</w:t>
-      </w:r>
-    </w:p>
-    <w:p>
-      <w:pPr>
-        <w:pStyle w:val="NormalWeb"/>
-        <w:numPr>
-          <w:ilvl w:val="0"/>
-          <w:numId w:val="10"/>
-        </w:numPr>
-        <w:rPr>
-          <w:rFonts w:asciiTheme="minorHAnsi" w:hAnsiTheme="minorHAnsi" w:cstheme="minorHAnsi"/>
-        </w:rPr>
-      </w:pPr>
-      <w:r>
-        <w:rPr>
-          <w:rFonts w:asciiTheme="minorHAnsi" w:hAnsiTheme="minorHAnsi" w:cstheme="minorHAnsi"/>
-        </w:rPr>
-        <w:t>Remaining: run k6/Locust to steady state, save raw outputs, and replace placeholders with measured results.</w:t>
-      </w:r>
-    </w:p>
-    <w:p>
-      <w:pPr>
-        <w:pStyle w:val="NormalWeb"/>
-        <w:rPr>
-          <w:rFonts w:asciiTheme="minorHAnsi" w:hAnsiTheme="minorHAnsi" w:cstheme="minorHAnsi"/>
-          <w:b/>
-          <w:bCs/>
-        </w:rPr>
-      </w:pPr>
-      <w:r>
-        <w:rPr>
-          <w:rFonts w:asciiTheme="minorHAnsi" w:hAnsiTheme="minorHAnsi" w:cstheme="minorHAnsi"/>
-          <w:b/>
-          <w:bCs/>
-        </w:rPr>
-        <w:t>Experiment 2 (index size).</w:t>
-      </w:r>
-    </w:p>
-    <w:p>
-      <w:pPr>
-        <w:pStyle w:val="NormalWeb"/>
-        <w:numPr>
-          <w:ilvl w:val="0"/>
-          <w:numId w:val="11"/>
-        </w:numPr>
-        <w:rPr>
-          <w:rFonts w:asciiTheme="minorHAnsi" w:hAnsiTheme="minorHAnsi" w:cstheme="minorHAnsi"/>
-        </w:rPr>
-      </w:pPr>
-      <w:r>
-        <w:rPr>
-          <w:rFonts w:asciiTheme="minorHAnsi" w:hAnsiTheme="minorHAnsi" w:cstheme="minorHAnsi"/>
-        </w:rPr>
-        <w:t>Collected: plan/scripts to build 1k/10k/100k chunk indexes; placeholder plots.</w:t>
-      </w:r>
-    </w:p>
-    <w:p>
-      <w:pPr>
-        <w:pStyle w:val="NormalWeb"/>
-        <w:numPr>
-          <w:ilvl w:val="0"/>
-          <w:numId w:val="11"/>
-        </w:numPr>
-        <w:rPr>
-          <w:rFonts w:asciiTheme="minorHAnsi" w:hAnsiTheme="minorHAnsi" w:cstheme="minorHAnsi"/>
-        </w:rPr>
-      </w:pPr>
-      <w:r>
-        <w:rPr>
-          <w:rFonts w:asciiTheme="minorHAnsi" w:hAnsiTheme="minorHAnsi" w:cstheme="minorHAnsi"/>
-        </w:rPr>
-        <w:lastRenderedPageBreak/>
-        <w:t>Remaining: build indexes on the chosen backend, run the same queries, record retrieval/total time and memory, update figures.</w:t>
-      </w:r>
-    </w:p>
-    <w:p>
-      <w:pPr>
-        <w:pStyle w:val="NormalWeb"/>
-        <w:rPr>
-          <w:rFonts w:asciiTheme="minorHAnsi" w:hAnsiTheme="minorHAnsi" w:cstheme="minorHAnsi"/>
-          <w:b/>
-          <w:bCs/>
-        </w:rPr>
-      </w:pPr>
-      <w:r>
-        <w:rPr>
-          <w:rFonts w:asciiTheme="minorHAnsi" w:hAnsiTheme="minorHAnsi" w:cstheme="minorHAnsi"/>
-          <w:b/>
-          <w:bCs/>
-        </w:rPr>
-        <w:t>Experiment 3 (horizontal scaling).</w:t>
-      </w:r>
-    </w:p>
-    <w:p>
-      <w:pPr>
-        <w:pStyle w:val="NormalWeb"/>
-        <w:numPr>
-          <w:ilvl w:val="0"/>
-          <w:numId w:val="12"/>
-        </w:numPr>
-        <w:rPr>
-          <w:rFonts w:asciiTheme="minorHAnsi" w:hAnsiTheme="minorHAnsi" w:cstheme="minorHAnsi"/>
-        </w:rPr>
-      </w:pPr>
-      <w:r>
-        <w:rPr>
-          <w:rFonts w:asciiTheme="minorHAnsi" w:hAnsiTheme="minorHAnsi" w:cstheme="minorHAnsi"/>
-        </w:rPr>
-        <w:t xml:space="preserve">Collected: plan to scale the bottleneck </w:t>
-      </w:r>
-      <w:proofErr w:type="spellStart"/>
-      <w:r>
-        <w:rPr>
-          <w:rFonts w:asciiTheme="minorHAnsi" w:hAnsiTheme="minorHAnsi" w:cstheme="minorHAnsi"/>
-        </w:rPr>
-        <w:t>tier</w:t>
-      </w:r>
-      <w:proofErr w:type="spellEnd"/>
-      <w:r>
-        <w:rPr>
-          <w:rFonts w:asciiTheme="minorHAnsi" w:hAnsiTheme="minorHAnsi" w:cstheme="minorHAnsi"/>
-        </w:rPr>
-        <w:t xml:space="preserve"> with Docker Compose + load balancer; placeholder plot.</w:t>
-      </w:r>
-    </w:p>
-    <w:p>
-      <w:pPr>
-        <w:pStyle w:val="NormalWeb"/>
-        <w:numPr>
-          <w:ilvl w:val="0"/>
-          <w:numId w:val="12"/>
-        </w:numPr>
-        <w:rPr>
-          <w:rFonts w:asciiTheme="minorHAnsi" w:hAnsiTheme="minorHAnsi" w:cstheme="minorHAnsi"/>
-        </w:rPr>
-      </w:pPr>
-      <w:r>
-        <w:rPr>
-          <w:rFonts w:asciiTheme="minorHAnsi" w:hAnsiTheme="minorHAnsi" w:cstheme="minorHAnsi"/>
-        </w:rPr>
-        <w:t>Remaining: run 2 and 4 replicas, repeat a fixed load, measure throughput/latency, and analyze diminishing returns.</w:t>
-      </w:r>
-    </w:p>
-    <w:p>
-      <w:pPr>
-        <w:pStyle w:val="NormalWeb"/>
-        <w:rPr>
-          <w:rFonts w:asciiTheme="minorHAnsi" w:hAnsiTheme="minorHAnsi" w:cstheme="minorHAnsi"/>
-        </w:rPr>
-      </w:pPr>
-      <w:r>
-        <w:rPr>
-          <w:rFonts w:asciiTheme="minorHAnsi" w:hAnsiTheme="minorHAnsi" w:cstheme="minorHAnsi"/>
-          <w:b/>
-          <w:bCs/>
-        </w:rPr>
-        <w:t>What is left overall.</w:t>
-      </w:r>
-      <w:r>
-        <w:rPr>
-          <w:rFonts w:asciiTheme="minorHAnsi" w:hAnsiTheme="minorHAnsi" w:cstheme="minorHAnsi"/>
-        </w:rPr>
-        <w:t xml:space="preserve"> Automate index building and load tests, freeze key parameters (hardware, model versions, K, chunk size), and convert logs into final tables/plots with short interpretation.</w:t>
-      </w:r>
-    </w:p>
-    <w:p>
-      <w:pPr>
-        <w:pStyle w:val="NormalWeb"/>
-        <w:rPr>
-          <w:rFonts w:asciiTheme="minorHAnsi" w:hAnsiTheme="minorHAnsi" w:cstheme="minorHAnsi"/>
-        </w:rPr>
-      </w:pPr>
-      <w:r>
-        <w:rPr>
-          <w:rFonts w:asciiTheme="minorHAnsi" w:hAnsiTheme="minorHAnsi" w:cstheme="minorHAnsi"/>
-          <w:b/>
-          <w:bCs/>
-        </w:rPr>
-        <w:t>Workloads.</w:t>
-      </w:r>
-      <w:r>
-        <w:rPr>
-          <w:rFonts w:asciiTheme="minorHAnsi" w:hAnsiTheme="minorHAnsi" w:cstheme="minorHAnsi"/>
-        </w:rPr>
-        <w:t xml:space="preserve"> Worst case is high concurrency with long prompts when the LLM tier has limited parallelism (queueing drives P95 and timeouts). Base case is low concurrency, moderate index size, small K, and short answers, where latency is close to one embed + one search + one generation.</w:t>
-      </w:r>
-    </w:p>
-    <w:p>
-      <w:pPr>
-        <w:pStyle w:val="NormalWeb"/>
-        <w:rPr>
-          <w:rFonts w:asciiTheme="minorHAnsi" w:hAnsiTheme="minorHAnsi" w:cstheme="minorHAnsi"/>
-          <w:b/>
-          <w:bCs/>
-        </w:rPr>
-      </w:pPr>
-      <w:r>
-        <w:rPr>
-          <w:rFonts w:asciiTheme="minorHAnsi" w:hAnsiTheme="minorHAnsi" w:cstheme="minorHAnsi"/>
-          <w:b/>
-          <w:bCs/>
-        </w:rPr>
-        <w:t xml:space="preserve">7. </w:t>
-      </w:r>
-      <w:r>
-        <w:rPr>
-          <w:rFonts w:asciiTheme="minorHAnsi" w:hAnsiTheme="minorHAnsi" w:cstheme="minorHAnsi"/>
-          <w:b/>
-          <w:bCs/>
-        </w:rPr>
-        <w:t>Impact</w:t>
+        </w:rPr>
+        <w:t xml:space="preserve"> nginx). Planned before the deadline.</w:t>
+      </w:r>
+    </w:p>
+    <w:p>
+      <w:pPr>
+        <w:pStyle w:val="NormalWeb"/>
+        <w:rPr>
+          <w:rFonts w:asciiTheme="minorHAnsi" w:hAnsiTheme="minorHAnsi" w:cstheme="minorHAnsi"/>
+        </w:rPr>
+      </w:pPr>
+      <w:r>
+        <w:rPr>
+          <w:rFonts w:asciiTheme="minorHAnsi" w:hAnsiTheme="minorHAnsi" w:cstheme="minorHAnsi"/>
+          <w:b/>
+          <w:bCs/>
+        </w:rPr>
+        <w:t>Still to do.</w:t>
+      </w:r>
+      <w:r>
+        <w:rPr>
+          <w:rFonts w:asciiTheme="minorHAnsi" w:hAnsiTheme="minorHAnsi" w:cstheme="minorHAnsi"/>
+        </w:rPr>
+        <w:t xml:space="preserve"> I still need to (1) run concurrency at 10 / 50 / 200 with a longer steady window and report error/timeout rate, (2) try a larger index (for example 10k–100k chunks) if my machine has enough time and memory, (3) complete Experiment 3 with 1 / 2 / 4 instances behind a balancer, and (4) turn the logs into final plots and a short analysis of where the bottleneck is.</w:t>
+      </w:r>
+    </w:p>
+    <w:p>
+      <w:pPr>
+        <w:pStyle w:val="NormalWeb"/>
+        <w:rPr>
+          <w:rFonts w:asciiTheme="minorHAnsi" w:hAnsiTheme="minorHAnsi" w:cstheme="minorHAnsi"/>
+        </w:rPr>
+      </w:pPr>
+      <w:r>
+        <w:rPr>
+          <w:rFonts w:asciiTheme="minorHAnsi" w:hAnsiTheme="minorHAnsi" w:cstheme="minorHAnsi"/>
+          <w:b/>
+          <w:bCs/>
+        </w:rPr>
+        <w:t>Worst vs base case.</w:t>
+      </w:r>
+      <w:r>
+        <w:rPr>
+          <w:rFonts w:asciiTheme="minorHAnsi" w:hAnsiTheme="minorHAnsi" w:cstheme="minorHAnsi"/>
+        </w:rPr>
+        <w:t xml:space="preserve"> Base case: low concurrency, moderate index → near one embed + one search + one </w:t>
+      </w:r>
+      <w:proofErr w:type="gramStart"/>
+      <w:r>
+        <w:rPr>
+          <w:rFonts w:asciiTheme="minorHAnsi" w:hAnsiTheme="minorHAnsi" w:cstheme="minorHAnsi"/>
+        </w:rPr>
+        <w:t>generate</w:t>
+      </w:r>
+      <w:proofErr w:type="gramEnd"/>
+      <w:r>
+        <w:rPr>
+          <w:rFonts w:asciiTheme="minorHAnsi" w:hAnsiTheme="minorHAnsi" w:cstheme="minorHAnsi"/>
+        </w:rPr>
+        <w:t>, little queueing. Worst case: many concurrent /query calls with limited LLM parallelism → long queues, high P95, possible timeouts; retrieval stayed small in my data, so inference dominates.</w:t>
+      </w:r>
+    </w:p>
+    <w:p>
+      <w:pPr>
+        <w:pStyle w:val="NormalWeb"/>
+        <w:rPr>
+          <w:rFonts w:asciiTheme="minorHAnsi" w:hAnsiTheme="minorHAnsi" w:cstheme="minorHAnsi"/>
+          <w:b/>
+          <w:bCs/>
+        </w:rPr>
+      </w:pPr>
+      <w:r>
+        <w:rPr>
+          <w:rFonts w:asciiTheme="minorHAnsi" w:hAnsiTheme="minorHAnsi" w:cstheme="minorHAnsi"/>
+          <w:b/>
+          <w:bCs/>
+        </w:rPr>
+        <w:t>7. Impact</w:t>
       </w:r>
     </w:p>
     <w:p>
@@ -1574,7 +1576,7 @@
       <w:pPr>
         <w:pStyle w:val="NormalWeb"/>
         <w:rPr>
-          <w:rFonts w:asciiTheme="minorHAnsi" w:hAnsiTheme="minorHAnsi" w:cstheme="minorHAnsi" w:hint="eastAsia"/>
+          <w:rFonts w:asciiTheme="minorHAnsi" w:hAnsiTheme="minorHAnsi" w:cstheme="minorHAnsi"/>
         </w:rPr>
       </w:pPr>
     </w:p>
